--- a/Documentación/Dcmodelado-BD.docx
+++ b/Documentación/Dcmodelado-BD.docx
@@ -1623,13 +1623,13 @@
         <mc:AlternateContent>
           <mc:Choice Requires="wpg">
             <w:drawing>
-              <wp:anchor distT="0" distB="0" distL="114300" distR="114300" simplePos="0" relativeHeight="251663360" behindDoc="0" locked="0" layoutInCell="1" allowOverlap="1" wp14:anchorId="0F0F2E79" wp14:editId="37E76B3C">
+              <wp:anchor distT="0" distB="0" distL="114300" distR="114300" simplePos="0" relativeHeight="251663360" behindDoc="0" locked="0" layoutInCell="1" allowOverlap="1" wp14:anchorId="0F0F2E79" wp14:editId="3ED3797F">
                 <wp:simplePos x="0" y="0"/>
                 <wp:positionH relativeFrom="column">
-                  <wp:posOffset>47625</wp:posOffset>
+                  <wp:posOffset>48950</wp:posOffset>
                 </wp:positionH>
                 <wp:positionV relativeFrom="paragraph">
-                  <wp:posOffset>7620</wp:posOffset>
+                  <wp:posOffset>4003</wp:posOffset>
                 </wp:positionV>
                 <wp:extent cx="4267200" cy="2809875"/>
                 <wp:effectExtent l="0" t="0" r="0" b="9525"/>
@@ -1675,9 +1675,9 @@
                         <wps:cNvPr id="434378292" name="Conector recto de flecha 5"/>
                         <wps:cNvCnPr/>
                         <wps:spPr>
-                          <a:xfrm>
-                            <a:off x="1677726" y="1213237"/>
-                            <a:ext cx="628153" cy="0"/>
+                          <a:xfrm flipH="1">
+                            <a:off x="1590262" y="1201973"/>
+                            <a:ext cx="715617" cy="0"/>
                           </a:xfrm>
                           <a:prstGeom prst="straightConnector1">
                             <a:avLst/>
@@ -1801,7 +1801,7 @@
           </mc:Choice>
           <mc:Fallback>
             <w:pict>
-              <v:group w14:anchorId="0F0F2E79" id="Grupo 7" o:spid="_x0000_s1026" style="position:absolute;left:0;text-align:left;margin-left:3.75pt;margin-top:.6pt;width:336pt;height:221.25pt;z-index:251663360" coordsize="42672,28098" o:gfxdata="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">
+              <v:group w14:anchorId="0F0F2E79" id="Grupo 7" o:spid="_x0000_s1026" style="position:absolute;left:0;text-align:left;margin-left:3.85pt;margin-top:.3pt;width:336pt;height:221.25pt;z-index:251663360" coordsize="42672,28098" o:gfxdata="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">
                 <v:shapetype id="_x0000_t75" coordsize="21600,21600" o:spt="75" o:preferrelative="t" path="m@4@5l@4@11@9@11@9@5xe" filled="f" stroked="f">
                   <v:stroke joinstyle="miter"/>
                   <v:formulas>
@@ -1828,7 +1828,7 @@
                   <v:path arrowok="t" fillok="f" o:connecttype="none"/>
                   <o:lock v:ext="edit" shapetype="t"/>
                 </v:shapetype>
-                <v:shape id="Conector recto de flecha 5" o:spid="_x0000_s1028" type="#_x0000_t32" style="position:absolute;left:16777;top:12132;width:6281;height:0;visibility:visible;mso-wrap-style:square" o:connectortype="straight" o:gfxdata="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" strokecolor="black [3213]" strokeweight=".5pt">
+                <v:shape id="Conector recto de flecha 5" o:spid="_x0000_s1028" type="#_x0000_t32" style="position:absolute;left:15902;top:12019;width:7156;height:0;flip:x;visibility:visible;mso-wrap-style:square" o:connectortype="straight" o:gfxdata="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" strokecolor="black [3213]" strokeweight=".5pt">
                   <v:stroke endarrow="block" joinstyle="miter"/>
                 </v:shape>
                 <v:shapetype id="_x0000_t202" coordsize="21600,21600" o:spt="202" path="m,l,21600r21600,l21600,xe">
@@ -9130,15 +9130,6 @@
 </file>
 
 <file path=customXml/item2.xml><?xml version="1.0" encoding="utf-8"?>
-<?mso-contentType ?>
-<FormTemplates xmlns="http://schemas.microsoft.com/sharepoint/v3/contenttype/forms">
-  <Display>DocumentLibraryForm</Display>
-  <Edit>DocumentLibraryForm</Edit>
-  <New>DocumentLibraryForm</New>
-</FormTemplates>
-</file>
-
-<file path=customXml/item3.xml><?xml version="1.0" encoding="utf-8"?>
 <ct:contentTypeSchema xmlns:ct="http://schemas.microsoft.com/office/2006/metadata/contentType" xmlns:ma="http://schemas.microsoft.com/office/2006/metadata/properties/metaAttributes" ct:_="" ma:_="" ma:contentTypeName="Documento" ma:contentTypeID="0x010100C4D8C2822012C745A04DAD716F3BBC49" ma:contentTypeVersion="0" ma:contentTypeDescription="Crear nuevo documento." ma:contentTypeScope="" ma:versionID="be74ff947479ebdeed49786b0be182f2">
   <xsd:schema xmlns:xsd="http://www.w3.org/2001/XMLSchema" xmlns:xs="http://www.w3.org/2001/XMLSchema" xmlns:p="http://schemas.microsoft.com/office/2006/metadata/properties" targetNamespace="http://schemas.microsoft.com/office/2006/metadata/properties" ma:root="true" ma:fieldsID="b037ac2621b9b9c8cd06b50fac5857cb">
     <xsd:element name="properties">
@@ -9252,6 +9243,15 @@
 </ct:contentTypeSchema>
 </file>
 
+<file path=customXml/item3.xml><?xml version="1.0" encoding="utf-8"?>
+<?mso-contentType ?>
+<FormTemplates xmlns="http://schemas.microsoft.com/sharepoint/v3/contenttype/forms">
+  <Display>DocumentLibraryForm</Display>
+  <Edit>DocumentLibraryForm</Edit>
+  <New>DocumentLibraryForm</New>
+</FormTemplates>
+</file>
+
 <file path=customXml/itemProps1.xml><?xml version="1.0" encoding="utf-8"?>
 <ds:datastoreItem xmlns:ds="http://schemas.openxmlformats.org/officeDocument/2006/customXml" ds:itemID="{5A940552-3432-46E0-AF22-BD9E57E4C1D3}">
   <ds:schemaRefs>
@@ -9262,14 +9262,6 @@
 </file>
 
 <file path=customXml/itemProps2.xml><?xml version="1.0" encoding="utf-8"?>
-<ds:datastoreItem xmlns:ds="http://schemas.openxmlformats.org/officeDocument/2006/customXml" ds:itemID="{3150CBCF-CB53-4FA1-B8F2-650DD1A34A47}">
-  <ds:schemaRefs>
-    <ds:schemaRef ds:uri="http://schemas.microsoft.com/sharepoint/v3/contenttype/forms"/>
-  </ds:schemaRefs>
-</ds:datastoreItem>
-</file>
-
-<file path=customXml/itemProps3.xml><?xml version="1.0" encoding="utf-8"?>
 <ds:datastoreItem xmlns:ds="http://schemas.openxmlformats.org/officeDocument/2006/customXml" ds:itemID="{B8B63B86-2966-4E53-ADEF-0198A3E5DF63}">
   <ds:schemaRefs>
     <ds:schemaRef ds:uri="http://schemas.microsoft.com/office/2006/metadata/contentType"/>
@@ -9283,4 +9275,12 @@
     <ds:schemaRef ds:uri="http://schemas.microsoft.com/office/infopath/2007/PartnerControls"/>
   </ds:schemaRefs>
 </ds:datastoreItem>
+</file>
+
+<file path=customXml/itemProps3.xml><?xml version="1.0" encoding="utf-8"?>
+<ds:datastoreItem xmlns:ds="http://schemas.openxmlformats.org/officeDocument/2006/customXml" ds:itemID="{3150CBCF-CB53-4FA1-B8F2-650DD1A34A47}">
+  <ds:schemaRefs>
+    <ds:schemaRef ds:uri="http://schemas.microsoft.com/sharepoint/v3/contenttype/forms"/>
+  </ds:schemaRefs>
+</ds:datastoreItem>
 </file>